--- a/paper/WRRA_M_0_8_KO.docx
+++ b/paper/WRRA_M_0_8_KO.docx
@@ -43,7 +43,7 @@
         <w:jc w:val="left"/>
       </w:pPr>
       <w:r>
-        <w:t xml:space="preserve">WRRA-M 0.8 | 2026-10-01</w:t>
+        <w:t xml:space="preserve">WRRA-M 0.8-r1 | 2026-10-02</w:t>
       </w:r>
     </w:p>
     <w:p>
@@ -107,7 +107,7 @@
         <w:jc w:val="left"/>
       </w:pPr>
       <w:r>
-        <w:t xml:space="preserve">반증조건은 고정 보정에서의 동률 또는 기준 배정 실패, 수송 랭크·양성 상실, 전하·이상 합·에너지 장부 불일치, 미공개 입력 변경이다. 검증 22개 묶음을 통과했다. 완료 판정은 공개된 네 필터 계열에서 보정된 우리 우주 배치를 실제 선택했다는 뜻이다. 보정은 정당한 모형 구성 방법이며 독립예측을 이 판의 완료 조건으로 두지 않는다.</w:t>
+        <w:t xml:space="preserve">반증조건은 고정 보정에서의 동률 또는 기준 배정 실패, 수송 랭크·양성 상실, 전하·이상 합·에너지 장부 불일치, 미공개 입력 변경이다. 검증 23개 묶음을 통과했다. 완료 판정은 공개된 네 필터 계열에서 보정된 우리 우주 배치를 실제 선택했다는 뜻이다. 보정은 정당한 모형 구성 방법이며 독립예측을 이 판의 완료 조건으로 두지 않는다.</w:t>
       </w:r>
     </w:p>
     <w:bookmarkEnd w:id="20"/>
@@ -4699,7 +4699,7 @@
         <w:jc w:val="left"/>
       </w:pPr>
       <w:r>
-        <w:t xml:space="preserve">초기 네 가중치는 각각 1/4, eta=1, 목표 잔여는 10^-8이다. 균등 기준의 충분한 구성 시간은 약 418.04425027이고, 마지막 F_DX 가중치는 0.999999993333이다. 잔여는 약 6.666667×10^-9다. 독립적으로 적분한 선택 미분방정식과 닫힌 해의 최대 차이는 2.362×10^-14였다.</w:t>
+        <w:t xml:space="preserve">초기 네 가중치는 각각 1/4, eta=1, 목표 잔여는 10^-8이다. 균등 기준의 충분한 구성 시간은 약 418.04425027이고, 마지막 F_DX 가중치는 0.999999993333이다. 잔여는 약 6.666667×10^-9다. 독립적으로 적분한 선택 미분방정식과 닫힌 해의 최대 차이는 2.359e-14였다.</w:t>
       </w:r>
     </w:p>
     <w:p>
@@ -7017,7 +7017,7 @@
         <w:jc w:val="left"/>
       </w:pPr>
       <w:r>
-        <w:t xml:space="preserve">이 판의 세대 수는 보정 입력이고 세대 복제는 실행한 변환이다. 질량·혼합·Yukawa·상호작용의 동역학을 이 출력으로 새로 도출했다고 주장하지 않는다. 다음 0.9는 이 선택 배치에 실제 양자화 결과·발생확률·관측 뒤 상태·기록 전환을 붙인다.</w:t>
+        <w:t xml:space="preserve">이 판의 세대 수는 보정 입력이고 세대 복제는 실행한 변환이다. 질량·혼합·Yukawa·상호작용의 동역학을 이 출력으로 새로 도출했다고 주장하지 않는다. 0.9는 이 배치에 상류 입력과 공통 산술 장부를 연결한다. 0.10의 물리 에너지·압력 사상과 0.12의 시간·스펙트럼을 거쳐, 0.13에서 양자화 결과·확률·관측 뒤 상태·기록을 실행한다.</w:t>
       </w:r>
     </w:p>
     <w:bookmarkEnd w:id="25"/>
@@ -9105,6 +9105,95 @@
           </w:p>
         </w:tc>
       </w:tr>
+      <w:tr>
+        <w:trPr>
+          <w:cantSplit/>
+        </w:trPr>
+        <w:tc>
+          <w:tcPr>
+            <w:tcW w:type="dxa" w:w="576"/>
+            <w:vAlign w:val="center"/>
+            <w:shd w:fill="FFFFFF"/>
+            <w:tcMar>
+              <w:top w:w="90" w:type="dxa"/>
+              <w:left w:w="90" w:type="dxa"/>
+              <w:bottom w:w="90" w:type="dxa"/>
+              <w:right w:w="90" w:type="dxa"/>
+            </w:tcMar>
+          </w:tcPr>
+          <w:p>
+            <w:pPr>
+              <w:pStyle w:val="Compact"/>
+              <w:spacing w:before="60" w:after="60" w:line="252" w:lineRule="auto"/>
+              <w:jc w:val="center"/>
+            </w:pPr>
+            <w:r>
+              <w:rPr>
+                <w:rFonts w:ascii="Liberation Serif" w:hAnsi="Liberation Serif"/>
+                <w:b w:val="0"/>
+                <w:sz w:val="20"/>
+              </w:rPr>
+              <w:t xml:space="preserve">23</w:t>
+            </w:r>
+          </w:p>
+        </w:tc>
+        <w:tc>
+          <w:tcPr>
+            <w:tcW w:type="dxa" w:w="8424"/>
+            <w:vAlign w:val="center"/>
+            <w:shd w:fill="FFFFFF"/>
+            <w:tcMar>
+              <w:top w:w="90" w:type="dxa"/>
+              <w:left w:w="90" w:type="dxa"/>
+              <w:bottom w:w="90" w:type="dxa"/>
+              <w:right w:w="90" w:type="dxa"/>
+            </w:tcMar>
+          </w:tcPr>
+          <w:p>
+            <w:pPr>
+              <w:pStyle w:val="Compact"/>
+              <w:spacing w:before="60" w:after="60" w:line="252" w:lineRule="auto"/>
+              <w:jc w:val="left"/>
+            </w:pPr>
+            <w:r>
+              <w:rPr>
+                <w:rFonts w:ascii="Liberation Serif" w:hAnsi="Liberation Serif"/>
+                <w:b w:val="0"/>
+                <w:sz w:val="20"/>
+              </w:rPr>
+              <w:t xml:space="preserve">작은 양의 우승 지지의 수렴</w:t>
+            </w:r>
+          </w:p>
+        </w:tc>
+        <w:tc>
+          <w:tcPr>
+            <w:tcW w:type="dxa" w:w="994"/>
+            <w:vAlign w:val="center"/>
+            <w:shd w:fill="FFFFFF"/>
+            <w:tcMar>
+              <w:top w:w="90" w:type="dxa"/>
+              <w:left w:w="90" w:type="dxa"/>
+              <w:bottom w:w="90" w:type="dxa"/>
+              <w:right w:w="90" w:type="dxa"/>
+            </w:tcMar>
+          </w:tcPr>
+          <w:p>
+            <w:pPr>
+              <w:pStyle w:val="Compact"/>
+              <w:spacing w:before="60" w:after="60" w:line="252" w:lineRule="auto"/>
+              <w:jc w:val="center"/>
+            </w:pPr>
+            <w:r>
+              <w:rPr>
+                <w:rFonts w:ascii="Liberation Serif" w:hAnsi="Liberation Serif"/>
+                <w:b w:val="0"/>
+                <w:sz w:val="20"/>
+              </w:rPr>
+              <w:t xml:space="preserve">통과</w:t>
+            </w:r>
+          </w:p>
+        </w:tc>
+      </w:tr>
     </w:tbl>
     <w:p>
       <w:pPr>
@@ -9133,7 +9222,7 @@
         <w:jc w:val="left"/>
       </w:pPr>
       <w:r>
-        <w:t xml:space="preserve">계산에는 numpy와 scipy가 필요하다. 원고 생성은 write_papers.py, Word 생성은 pandoc와 python-docx를 사용하는 build_reports.py가 담당한다. PDF는 LibreOffice로 렌더링하며, 문서 대조는 pypdf를 추가로 사용한다. 임의 상태 검증은 seed 808이다. 코드는 구성 가정, 보정 입력, 내부 산출값과 후속 작업을 결과에 구분한다. 이번 공개판은 GitHub에 반영한다.</w:t>
+        <w:t xml:space="preserve">계산에는 numpy와 scipy가 필요하다. 원고 생성은 write_papers.py, Word 생성은 pandoc와 python-docx를 사용하는 build_reports.py가 담당한다. PDF는 LibreOffice로 렌더링하며, 문서 대조는 pypdf를 추가로 사용한다. 임의 상태 검증은 seed 808이다. 코드는 구성 가정, 보정 입력, 내부 산출값과 후속 작업을 결과에 구분한다. r1은 초기 우승 지지 10^-320에서도 로그 합산으로 수렴시킨다. 수정 계열을 GitHub와 Zenodo에 공개한다.</w:t>
       </w:r>
     </w:p>
     <w:bookmarkEnd w:id="26"/>
